--- a/diagram/samples/c4_context.docx
+++ b/diagram/samples/c4_context.docx
@@ -78,7 +78,7 @@
           <w:color w:val="606A78"/>
           <w:sz w:val="18"/>
         </w:rPr>
-        <w:t>System Context — Internet Banking</w:t>
+        <w:t>System Context: Internet Banking</w:t>
       </w:r>
     </w:p>
     <w:p>
@@ -94,7 +94,7 @@
         <w:t>Customer</w:t>
       </w:r>
       <w:r>
-        <w:t xml:space="preserve"> — person; Bank customer; connects to Internet Banking (views balances [HTTPS])</w:t>
+        <w:t>: person; Bank customer; connects to Internet Banking (views balances [HTTPS])</w:t>
       </w:r>
     </w:p>
     <w:p>
@@ -110,7 +110,7 @@
         <w:t>Internet Banking</w:t>
       </w:r>
       <w:r>
-        <w:t xml:space="preserve"> — system; in scope; connects to Email System (sends email [SMTP]), Mainframe Banking (gets account data [XML/HTTPS])</w:t>
+        <w:t>: system; in scope; connects to Email System (sends email [SMTP]), Mainframe Banking (gets account data [XML/HTTPS])</w:t>
       </w:r>
     </w:p>
     <w:p>
@@ -126,7 +126,7 @@
         <w:t>Email System</w:t>
       </w:r>
       <w:r>
-        <w:t xml:space="preserve"> — external</w:t>
+        <w:t>: external</w:t>
       </w:r>
     </w:p>
     <w:p>
@@ -142,7 +142,7 @@
         <w:t>Mainframe Banking</w:t>
       </w:r>
       <w:r>
-        <w:t xml:space="preserve"> — external</w:t>
+        <w:t>: external</w:t>
       </w:r>
     </w:p>
     <w:sectPr>
